--- a/BaseResumes/Resume2025_M.docx
+++ b/BaseResumes/Resume2025_M.docx
@@ -142,7 +142,7 @@
                 <w:szCs w:val="24"/>
                 <w14:ligatures w14:val="standardContextual"/>
               </w:rPr>
-              <w:t>Professional Experience positions</w:t>
+              <w:t>Professional Experience</w:t>
             </w:r>
           </w:p>
           <w:p>
@@ -171,7 +171,33 @@
                 <w:szCs w:val="22"/>
                 <w14:ligatures w14:val="standardContextual"/>
               </w:rPr>
-              <w:t>Abbott Labarotories (</w:t>
+              <w:t xml:space="preserve">Abbott </w:t>
+            </w:r>
+            <w:r>
+              <w:rPr>
+                <w:rFonts w:asciiTheme="majorHAnsi" w:eastAsiaTheme="majorEastAsia" w:hAnsiTheme="majorHAnsi" w:cstheme="majorHAnsi"/>
+                <w:b/>
+                <w:bCs/>
+                <w:caps/>
+                <w:color w:val="404040" w:themeColor="text1" w:themeTint="BF"/>
+                <w:sz w:val="22"/>
+                <w:szCs w:val="22"/>
+                <w14:ligatures w14:val="standardContextual"/>
+              </w:rPr>
+              <w:t>Via Dexian</w:t>
+            </w:r>
+            <w:r>
+              <w:rPr>
+                <w:rFonts w:asciiTheme="majorHAnsi" w:eastAsiaTheme="majorEastAsia" w:hAnsiTheme="majorHAnsi" w:cstheme="majorHAnsi"/>
+                <w:b/>
+                <w:bCs/>
+                <w:caps/>
+                <w:color w:val="404040" w:themeColor="text1" w:themeTint="BF"/>
+                <w:sz w:val="22"/>
+                <w:szCs w:val="22"/>
+                <w14:ligatures w14:val="standardContextual"/>
+              </w:rPr>
+              <w:t xml:space="preserve"> (</w:t>
             </w:r>
             <w:r>
               <w:rPr>
@@ -403,23 +429,13 @@
                 <w:szCs w:val="22"/>
               </w:rPr>
             </w:pPr>
-            <w:proofErr w:type="gramStart"/>
-            <w:r>
-              <w:rPr>
-                <w:rFonts w:asciiTheme="majorHAnsi" w:hAnsiTheme="majorHAnsi" w:cstheme="majorHAnsi"/>
-                <w:sz w:val="22"/>
-                <w:szCs w:val="22"/>
-              </w:rPr>
-              <w:t>Partnered</w:t>
-            </w:r>
-            <w:proofErr w:type="gramEnd"/>
-            <w:r>
-              <w:rPr>
-                <w:rFonts w:asciiTheme="majorHAnsi" w:hAnsiTheme="majorHAnsi" w:cstheme="majorHAnsi"/>
-                <w:sz w:val="22"/>
-                <w:szCs w:val="22"/>
-              </w:rPr>
-              <w:t xml:space="preserve"> with designers and mobile engineers to improve </w:t>
+            <w:r>
+              <w:rPr>
+                <w:rFonts w:asciiTheme="majorHAnsi" w:hAnsiTheme="majorHAnsi" w:cstheme="majorHAnsi"/>
+                <w:sz w:val="22"/>
+                <w:szCs w:val="22"/>
+              </w:rPr>
+              <w:t xml:space="preserve">Partnered with designers and mobile engineers to improve </w:t>
             </w:r>
             <w:r>
               <w:rPr>
@@ -1077,25 +1093,7 @@
                 <w:sz w:val="22"/>
                 <w:szCs w:val="22"/>
               </w:rPr>
-              <w:t xml:space="preserve"> Years), </w:t>
-            </w:r>
-            <w:proofErr w:type="spellStart"/>
-            <w:r>
-              <w:rPr>
-                <w:rFonts w:asciiTheme="majorHAnsi" w:hAnsiTheme="majorHAnsi" w:cstheme="majorHAnsi"/>
-                <w:sz w:val="22"/>
-                <w:szCs w:val="22"/>
-              </w:rPr>
-              <w:t>NextJS</w:t>
-            </w:r>
-            <w:proofErr w:type="spellEnd"/>
-            <w:r>
-              <w:rPr>
-                <w:rFonts w:asciiTheme="majorHAnsi" w:hAnsiTheme="majorHAnsi" w:cstheme="majorHAnsi"/>
-                <w:sz w:val="22"/>
-                <w:szCs w:val="22"/>
-              </w:rPr>
-              <w:t xml:space="preserve"> (</w:t>
+              <w:t xml:space="preserve"> Years), NextJS (</w:t>
             </w:r>
             <w:r>
               <w:rPr>
@@ -4103,6 +4101,7 @@
   <w:style w:type="character" w:default="1" w:styleId="DefaultParagraphFont">
     <w:name w:val="Default Paragraph Font"/>
     <w:uiPriority w:val="1"/>
+    <w:semiHidden/>
     <w:unhideWhenUsed/>
   </w:style>
   <w:style w:type="table" w:default="1" w:styleId="TableNormal">
